--- a/docs/WithEase-Manual-EN.docx
+++ b/docs/WithEase-Manual-EN.docx
@@ -792,7 +792,7 @@
         <w:rPr/>
         <w:drawing>
           <wp:inline distT="0" distB="0" distL="0" distR="0">
-            <wp:extent cx="5579745" cy="2615565"/>
+            <wp:extent cx="5579745" cy="4443130"/>
             <wp:effectExtent l="0" t="0" r="0" b="0"/>
             <wp:docPr id="2" name="Picture 2"/>
             <wp:cNvGraphicFramePr>
@@ -816,7 +816,7 @@
                   <pic:spPr bwMode="auto">
                     <a:xfrm>
                       <a:off x="0" y="0"/>
-                      <a:ext cx="5579745" cy="2615565"/>
+                      <a:ext cx="5579745" cy="4443130"/>
                     </a:xfrm>
                     <a:prstGeom prst="rect">
                       <a:avLst/>
@@ -1293,7 +1293,7 @@
         <w:rPr/>
         <w:drawing>
           <wp:inline distT="0" distB="0" distL="0" distR="0">
-            <wp:extent cx="5579745" cy="3382645"/>
+            <wp:extent cx="5579745" cy="4443130"/>
             <wp:effectExtent l="0" t="0" r="0" b="0"/>
             <wp:docPr id="3" name="Picture 3"/>
             <wp:cNvGraphicFramePr>
@@ -1317,7 +1317,7 @@
                   <pic:spPr bwMode="auto">
                     <a:xfrm>
                       <a:off x="0" y="0"/>
-                      <a:ext cx="5579745" cy="3382645"/>
+                      <a:ext cx="5579745" cy="4443130"/>
                     </a:xfrm>
                     <a:prstGeom prst="rect">
                       <a:avLst/>
@@ -1505,7 +1505,7 @@
         <w:rPr/>
         <w:drawing>
           <wp:inline distT="0" distB="0" distL="0" distR="0">
-            <wp:extent cx="5579745" cy="4362450"/>
+            <wp:extent cx="5579745" cy="4443130"/>
             <wp:effectExtent l="0" t="0" r="0" b="0"/>
             <wp:docPr id="4" name="Picture 4"/>
             <wp:cNvGraphicFramePr>
@@ -1529,7 +1529,7 @@
                   <pic:spPr bwMode="auto">
                     <a:xfrm>
                       <a:off x="0" y="0"/>
-                      <a:ext cx="5579745" cy="4362450"/>
+                      <a:ext cx="5579745" cy="4443130"/>
                     </a:xfrm>
                     <a:prstGeom prst="rect">
                       <a:avLst/>
@@ -1661,7 +1661,7 @@
         <w:rPr/>
         <w:drawing>
           <wp:inline distT="0" distB="0" distL="0" distR="0">
-            <wp:extent cx="5579745" cy="3435985"/>
+            <wp:extent cx="5579745" cy="4443130"/>
             <wp:effectExtent l="0" t="0" r="0" b="0"/>
             <wp:docPr id="5" name="Picture 5"/>
             <wp:cNvGraphicFramePr>
@@ -1685,7 +1685,7 @@
                   <pic:spPr bwMode="auto">
                     <a:xfrm>
                       <a:off x="0" y="0"/>
-                      <a:ext cx="5579745" cy="3435985"/>
+                      <a:ext cx="5579745" cy="4443130"/>
                     </a:xfrm>
                     <a:prstGeom prst="rect">
                       <a:avLst/>
@@ -1973,7 +1973,7 @@
         <w:rPr/>
         <w:drawing>
           <wp:inline distT="0" distB="0" distL="0" distR="0">
-            <wp:extent cx="4140200" cy="3103245"/>
+            <wp:extent cx="4140200" cy="3344007"/>
             <wp:effectExtent l="0" t="0" r="0" b="0"/>
             <wp:docPr id="6" name="Picture 6"/>
             <wp:cNvGraphicFramePr>
@@ -1997,7 +1997,7 @@
                   <pic:spPr bwMode="auto">
                     <a:xfrm>
                       <a:off x="0" y="0"/>
-                      <a:ext cx="4140200" cy="3103245"/>
+                      <a:ext cx="4140200" cy="3344007"/>
                     </a:xfrm>
                     <a:prstGeom prst="rect">
                       <a:avLst/>
@@ -2197,7 +2197,7 @@
         <w:rPr/>
         <w:drawing>
           <wp:inline distT="0" distB="0" distL="0" distR="0">
-            <wp:extent cx="5579745" cy="3112770"/>
+            <wp:extent cx="5579745" cy="4443130"/>
             <wp:effectExtent l="0" t="0" r="0" b="0"/>
             <wp:docPr id="7" name="Picture 7"/>
             <wp:cNvGraphicFramePr>
@@ -2221,7 +2221,7 @@
                   <pic:spPr bwMode="auto">
                     <a:xfrm>
                       <a:off x="0" y="0"/>
-                      <a:ext cx="5579745" cy="3112770"/>
+                      <a:ext cx="5579745" cy="4443130"/>
                     </a:xfrm>
                     <a:prstGeom prst="rect">
                       <a:avLst/>
@@ -2325,7 +2325,7 @@
         <w:rPr/>
         <w:drawing>
           <wp:inline distT="0" distB="0" distL="0" distR="0">
-            <wp:extent cx="5579745" cy="3515360"/>
+            <wp:extent cx="5579745" cy="4443130"/>
             <wp:effectExtent l="0" t="0" r="0" b="0"/>
             <wp:docPr id="8" name="Picture 8"/>
             <wp:cNvGraphicFramePr>
@@ -2349,7 +2349,7 @@
                   <pic:spPr bwMode="auto">
                     <a:xfrm>
                       <a:off x="0" y="0"/>
-                      <a:ext cx="5579745" cy="3515360"/>
+                      <a:ext cx="5579745" cy="4443130"/>
                     </a:xfrm>
                     <a:prstGeom prst="rect">
                       <a:avLst/>
@@ -2453,7 +2453,7 @@
         <w:rPr/>
         <w:drawing>
           <wp:inline distT="0" distB="0" distL="0" distR="0">
-            <wp:extent cx="5579745" cy="2652395"/>
+            <wp:extent cx="5579745" cy="4443130"/>
             <wp:effectExtent l="0" t="0" r="0" b="0"/>
             <wp:docPr id="9" name="Picture 9"/>
             <wp:cNvGraphicFramePr>
@@ -2477,7 +2477,7 @@
                   <pic:spPr bwMode="auto">
                     <a:xfrm>
                       <a:off x="0" y="0"/>
-                      <a:ext cx="5579745" cy="2652395"/>
+                      <a:ext cx="5579745" cy="4443130"/>
                     </a:xfrm>
                     <a:prstGeom prst="rect">
                       <a:avLst/>
@@ -3206,7 +3206,7 @@
         <w:rPr/>
         <w:drawing>
           <wp:inline distT="0" distB="0" distL="0" distR="0">
-            <wp:extent cx="5579745" cy="4546600"/>
+            <wp:extent cx="5579745" cy="4443130"/>
             <wp:effectExtent l="0" t="0" r="0" b="0"/>
             <wp:docPr id="10" name="Picture 10"/>
             <wp:cNvGraphicFramePr>
@@ -3230,7 +3230,7 @@
                   <pic:spPr bwMode="auto">
                     <a:xfrm>
                       <a:off x="0" y="0"/>
-                      <a:ext cx="5579745" cy="4546600"/>
+                      <a:ext cx="5579745" cy="4443130"/>
                     </a:xfrm>
                     <a:prstGeom prst="rect">
                       <a:avLst/>

--- a/docs/WithEase-Manual-EN.docx
+++ b/docs/WithEase-Manual-EN.docx
@@ -100,7 +100,7 @@
         <w:rPr/>
       </w:pPr>
       <w:r>
-        <w:t>Version 0.3.0</w:t>
+        <w:t>Version 0.4.0</w:t>
       </w:r>
     </w:p>
     <w:p>
@@ -2646,7 +2646,15 @@
         <w:rPr/>
       </w:pPr>
       <w:r>
-        <w:t>Dictionary &amp; AI: your personal dictionary and the optional AI functions.</w:t>
+        <w:t>Dictionary: your personal dictionary for names and technical terms.</w:t>
+      </w:r>
+    </w:p>
+    <w:p>
+      <w:pPr>
+        <w:pStyle w:val="ListBullet"/>
+      </w:pPr>
+      <w:r>
+        <w:t>AI (tick to expand): the optional AI functions (AI actions and AI post-processing) – collapsed by default, shown only once you tick it.</w:t>
       </w:r>
     </w:p>
     <w:p>
@@ -2664,6 +2672,53 @@
     </w:p>
     <w:p>
       <w:pPr>
+        <w:jc w:val="center"/>
+      </w:pPr>
+      <w:r>
+        <w:drawing>
+          <wp:inline xmlns:a="http://schemas.openxmlformats.org/drawingml/2006/main">
+            <wp:extent cx="4572000" cy="6316579"/>
+            <wp:docPr id="11" name="Picture 11"/>
+            <wp:cNvGraphicFramePr>
+              <a:graphicFrameLocks noChangeAspect="1"/>
+            </wp:cNvGraphicFramePr>
+            <a:graphic>
+              <a:graphicData uri="http://schemas.openxmlformats.org/drawingml/2006/picture">
+                <pic:pic>
+                  <pic:nvPicPr>
+                    <pic:cNvPr id="0" name="dict_en.png"/>
+                    <pic:cNvPicPr/>
+                  </pic:nvPicPr>
+                  <pic:blipFill>
+                    <a:blip r:embed="rId20"/>
+                    <a:stretch>
+                      <a:fillRect/>
+                    </a:stretch>
+                  </pic:blipFill>
+                  <pic:spPr>
+                    <a:xfrm>
+                      <a:off x="0" y="0"/>
+                      <a:ext cx="4572000" cy="6316579"/>
+                    </a:xfrm>
+                    <a:prstGeom prst="rect"/>
+                  </pic:spPr>
+                </pic:pic>
+              </a:graphicData>
+            </a:graphic>
+          </wp:inline>
+        </w:drawing>
+      </w:r>
+    </w:p>
+    <w:p>
+      <w:pPr>
+        <w:jc w:val="center"/>
+      </w:pPr>
+      <w:r>
+        <w:t>The dictation settings at a glance</w:t>
+      </w:r>
+    </w:p>
+    <w:p>
+      <w:pPr>
         <w:pStyle w:val="Heading2"/>
         <w:rPr/>
       </w:pPr>
@@ -2780,6 +2835,12 @@
           <w:b/>
         </w:rPr>
         <w:t>Whisper model: “small” is fast, “medium” noticeably more accurate (recommended). “large-v3” only with a powerful graphics card.</w:t>
+      </w:r>
+    </w:p>
+    <w:p>
+      <w:pPr/>
+      <w:r>
+        <w:t>GPU acceleration (NVIDIA): if you have an NVIDIA graphics card, use „Set up GPU acceleration“ under „Speech recognition“ to install the CUDA components – this makes local recognition much faster. Restart WithEase afterwards.</w:t>
       </w:r>
     </w:p>
     <w:p>

--- a/docs/WithEase-Manual-EN.docx
+++ b/docs/WithEase-Manual-EN.docx
@@ -100,7 +100,7 @@
         <w:rPr/>
       </w:pPr>
       <w:r>
-        <w:t>Version 0.4.0</w:t>
+        <w:t>Version 0.5.0</w:t>
       </w:r>
     </w:p>
     <w:p>
@@ -1425,6 +1425,9 @@
       <w:r>
         <w:t xml:space="preserve"> pulsing rings around the pointer so you spot it immediately.</w:t>
       </w:r>
+      <w:r>
+        <w:t xml:space="preserve"> Optionally WithEase also shows a permanent, softly translucent circle that follows the pointer the whole time (adjustable size and opacity).</w:t>
+      </w:r>
     </w:p>
     <w:p>
       <w:pPr>
@@ -2838,6 +2841,14 @@
       </w:r>
     </w:p>
     <w:p>
+      <w:pPr>
+        <w:pStyle w:val="ListBullet"/>
+      </w:pPr>
+      <w:r>
+        <w:t>Setup – works in the packaged app (.exe) too: under „Speech recognition“ choose local recognition and click „Install automatically“. The first time, WithEase downloads a small dedicated speech-recognition environment for it (internet connection required) – one click is enough, no technical knowledge needed, and everything stays on this PC.</w:t>
+      </w:r>
+    </w:p>
+    <w:p>
       <w:pPr/>
       <w:r>
         <w:t>GPU acceleration (NVIDIA): if you have an NVIDIA graphics card, use „Set up GPU acceleration“ under „Speech recognition“ to install the CUDA components – this makes local recognition much faster. Restart WithEase afterwards.</w:t>
@@ -2850,6 +2861,14 @@
       </w:pPr>
       <w:r>
         <w:t>Tip: a good microphone placed close to the mouth (a headset) improves recognition by far the most.</w:t>
+      </w:r>
+    </w:p>
+    <w:p>
+      <w:pPr>
+        <w:pStyle w:val="ListBullet"/>
+      </w:pPr>
+      <w:r>
+        <w:t>Pause media: under „Speech recognition“ – right below the microphone – you can have music or video pause automatically when dictation starts. Playback resumes by itself once dictation is finished (even after the audio has been recognised).</w:t>
       </w:r>
     </w:p>
     <w:p>
